--- a/data/resumes/candidate_02.docx
+++ b/data/resumes/candidate_02.docx
@@ -3,29 +3,80 @@
 <w:document xmlns:wpc="http://schemas.microsoft.com/office/word/2010/wordprocessingCanvas" xmlns:mo="http://schemas.microsoft.com/office/mac/office/2008/main" xmlns:mc="http://schemas.openxmlformats.org/markup-compatibility/2006" xmlns:mv="urn:schemas-microsoft-com:mac:vml" xmlns:o="urn:schemas-microsoft-com:office:office" xmlns:r="http://schemas.openxmlformats.org/officeDocument/2006/relationships" xmlns:m="http://schemas.openxmlformats.org/officeDocument/2006/math" xmlns:v="urn:schemas-microsoft-com:vml" xmlns:wp14="http://schemas.microsoft.com/office/word/2010/wordprocessingDrawing" xmlns:wp="http://schemas.openxmlformats.org/drawingml/2006/wordprocessingDrawing" xmlns:w10="urn:schemas-microsoft-com:office:word" xmlns:w="http://schemas.openxmlformats.org/wordprocessingml/2006/main" xmlns:w14="http://schemas.microsoft.com/office/word/2010/wordml" xmlns:wpg="http://schemas.microsoft.com/office/word/2010/wordprocessingGroup" xmlns:wpi="http://schemas.microsoft.com/office/word/2010/wordprocessingInk" xmlns:wne="http://schemas.microsoft.com/office/word/2006/wordml" xmlns:wps="http://schemas.microsoft.com/office/word/2010/wordprocessingShape" mc:Ignorable="w14 wp14">
   <w:body>
     <w:p>
-      <w:pPr>
-        <w:pStyle w:val="Title"/>
-      </w:pPr>
       <w:r>
         <w:t>Jane Smith</w:t>
       </w:r>
     </w:p>
     <w:p>
-      <w:pPr>
-        <w:pStyle w:val="Heading1"/>
-      </w:pPr>
       <w:r>
-        <w:t>Data Scientist</w:t>
+        <w:t>Data Scientist / ML Engineer</w:t>
       </w:r>
     </w:p>
     <w:p>
       <w:r>
-        <w:t>Skills: Python, pandas, scikit-learn, PyTorch, SQL</w:t>
+        <w:t>Email: jane.smith@example.com | Phone: +1-555-0102</w:t>
+      </w:r>
+    </w:p>
+    <w:p>
+      <w:pPr>
+        <w:pStyle w:val="Heading2"/>
+      </w:pPr>
+      <w:r>
+        <w:t>Summary:</w:t>
       </w:r>
     </w:p>
     <w:p>
       <w:r>
-        <w:t>Experience: Data Analyst at Analytics Co (4 years)</w:t>
+        <w:t>Data Scientist with extensive experience training deep learning models and writing clean Python pipelines.</w:t>
+      </w:r>
+    </w:p>
+    <w:p>
+      <w:pPr>
+        <w:pStyle w:val="Heading2"/>
+      </w:pPr>
+      <w:r>
+        <w:t>Experience:</w:t>
+      </w:r>
+    </w:p>
+    <w:p>
+      <w:r>
+        <w:t>Analytics Co - ML Developer</w:t>
+      </w:r>
+    </w:p>
+    <w:p>
+      <w:r>
+        <w:t>4 years of experience in AI/ML field.</w:t>
+      </w:r>
+    </w:p>
+    <w:p>
+      <w:r>
+        <w:t>- Trained deep learning architectures using PyTorch and TensorFlow.</w:t>
+      </w:r>
+    </w:p>
+    <w:p>
+      <w:r>
+        <w:t>- Cleaned and prepared large datasets using Pandas and NumPy.</w:t>
+      </w:r>
+    </w:p>
+    <w:p>
+      <w:pPr>
+        <w:pStyle w:val="Heading2"/>
+      </w:pPr>
+      <w:r>
+        <w:t>Education:</w:t>
+      </w:r>
+    </w:p>
+    <w:p>
+      <w:r>
+        <w:t>M.Tech in Artificial Intelligence</w:t>
+      </w:r>
+    </w:p>
+    <w:p>
+      <w:pPr>
+        <w:pStyle w:val="Heading2"/>
+      </w:pPr>
+      <w:r>
+        <w:t>Skills: Python, PyTorch, TensorFlow, scikit-learn, Pandas, NumPy, SQL, Git</w:t>
       </w:r>
     </w:p>
     <w:sectPr>
